--- a/invoice/revoinvoiceservice.docx
+++ b/invoice/revoinvoiceservice.docx
@@ -2706,44 +2706,6 @@
         </w:rPr>
         <w:tab/>
         <w:t xml:space="preserve">    Subtotal: {#servicedata}{total}{/}</w:t>
-      </w:r>
-      <w:r/>
-    </w:p>
-    <w:p>
-      <w:pPr>
-        <w:pStyle w:val="888"/>
-        <w:pBdr/>
-        <w:spacing/>
-        <w:ind/>
-        <w:jc w:val="right"/>
-        <w:rPr/>
-      </w:pPr>
-      <w:r>
-        <w:rPr>
-          <w:rFonts w:ascii="Calibri" w:hAnsi="Calibri" w:eastAsia="Calibri" w:cs="Calibri"/>
-          <w:b/>
-          <w:bCs/>
-          <w:sz w:val="22"/>
-          <w:szCs w:val="22"/>
-        </w:rPr>
-        <w:t xml:space="preserve">Service Type: {servicetype} </w:t>
-      </w:r>
-      <w:r>
-        <w:rPr>
-          <w:b/>
-          <w:bCs/>
-        </w:rPr>
-        <w:t xml:space="preserve"> </w:t>
-      </w:r>
-      <w:r>
-        <w:t xml:space="preserve">                                                     </w:t>
-      </w:r>
-      <w:r>
-        <w:rPr>
-          <w:rFonts w:ascii="Calibri" w:hAnsi="Calibri" w:eastAsia="Calibri" w:cs="Calibri"/>
-          <w:sz w:val="22"/>
-          <w:szCs w:val="22"/>
-        </w:rPr>
       </w:r>
       <w:r/>
     </w:p>
